--- a/media/R2601/output_dir/hsm/第二轮被测软件基本信息.docx
+++ b/media/R2601/output_dir/hsm/第二轮被测软件基本信息.docx
@@ -679,7 +679,7 @@
                 <w:rFonts w:hint="eastAsia"/>
                 <w:szCs w:val="21"/>
               </w:rPr>
-              <w:t xml:space="preserve">麒麟V4</w:t>
+              <w:t xml:space="preserve">XXX、GD32F450ZIT6、麒麟V4、XXX2</w:t>
             </w:r>
           </w:p>
         </w:tc>
@@ -702,7 +702,7 @@
                 <w:rFonts w:hint="eastAsia"/>
                 <w:szCs w:val="21"/>
               </w:rPr>
-              <w:t xml:space="preserve">风河</w:t>
+              <w:t xml:space="preserve">风河、QT5.6、IAR for ARM、XXX1</w:t>
             </w:r>
           </w:p>
         </w:tc>
